--- a/5th semester/Технологии и методы программирования/2/2.docx
+++ b/5th semester/Технологии и методы программирования/2/2.docx
@@ -236,13 +236,8 @@
       <w:pPr>
         <w:jc w:val="right"/>
       </w:pPr>
-      <w:proofErr w:type="spellStart"/>
-      <w:r>
-        <w:t>Бардышев</w:t>
-      </w:r>
-      <w:proofErr w:type="spellEnd"/>
-      <w:r>
-        <w:t xml:space="preserve"> Артём Антонович</w:t>
+      <w:r>
+        <w:t>Бардышев Артём Антонович</w:t>
       </w:r>
       <w:r>
         <w:t xml:space="preserve">, </w:t>
@@ -435,7 +430,6 @@
               <w:rFonts w:asciiTheme="minorHAnsi" w:eastAsiaTheme="minorEastAsia" w:hAnsiTheme="minorHAnsi" w:cstheme="minorBidi"/>
               <w:noProof/>
               <w:kern w:val="2"/>
-              <w:lang w:val="en-US" w:eastAsia="en-US"/>
               <w14:ligatures w14:val="standardContextual"/>
             </w:rPr>
           </w:pPr>
@@ -448,7 +442,7 @@
           <w:r>
             <w:fldChar w:fldCharType="separate"/>
           </w:r>
-          <w:hyperlink w:anchor="_Toc209462997" w:history="1">
+          <w:hyperlink w:anchor="_Toc219208859" w:history="1">
             <w:r>
               <w:rPr>
                 <w:rStyle w:val="af5"/>
@@ -476,7 +470,7 @@
                 <w:noProof/>
                 <w:webHidden/>
               </w:rPr>
-              <w:instrText xml:space="preserve"> PAGEREF _Toc209462997 \h </w:instrText>
+              <w:instrText xml:space="preserve"> PAGEREF _Toc219208859 \h </w:instrText>
             </w:r>
             <w:r>
               <w:rPr>
@@ -517,11 +511,10 @@
               <w:rFonts w:asciiTheme="minorHAnsi" w:eastAsiaTheme="minorEastAsia" w:hAnsiTheme="minorHAnsi" w:cstheme="minorBidi"/>
               <w:noProof/>
               <w:kern w:val="2"/>
-              <w:lang w:val="en-US" w:eastAsia="en-US"/>
               <w14:ligatures w14:val="standardContextual"/>
             </w:rPr>
           </w:pPr>
-          <w:hyperlink w:anchor="_Toc209462998" w:history="1">
+          <w:hyperlink w:anchor="_Toc219208860" w:history="1">
             <w:r>
               <w:rPr>
                 <w:rStyle w:val="af5"/>
@@ -535,7 +528,6 @@
                 <w:rFonts w:asciiTheme="minorHAnsi" w:eastAsiaTheme="minorEastAsia" w:hAnsiTheme="minorHAnsi" w:cstheme="minorBidi"/>
                 <w:noProof/>
                 <w:kern w:val="2"/>
-                <w:lang w:val="en-US" w:eastAsia="en-US"/>
                 <w14:ligatures w14:val="standardContextual"/>
               </w:rPr>
               <w:tab/>
@@ -546,7 +538,7 @@
                 <w:rFonts w:eastAsiaTheme="majorEastAsia"/>
                 <w:noProof/>
               </w:rPr>
-              <w:t>ПРОГРАММА УЧЕТА ПОЛЬЗОВАТЕЛЕЙ (ДЕМО-ВЕРСИЯ)</w:t>
+              <w:t>Программа учета пользователей(ДЕМО-ВЕРСИЯ)</w:t>
             </w:r>
             <w:r>
               <w:rPr>
@@ -567,7 +559,7 @@
                 <w:noProof/>
                 <w:webHidden/>
               </w:rPr>
-              <w:instrText xml:space="preserve"> PAGEREF _Toc209462998 \h </w:instrText>
+              <w:instrText xml:space="preserve"> PAGEREF _Toc219208860 \h </w:instrText>
             </w:r>
             <w:r>
               <w:rPr>
@@ -609,11 +601,10 @@
               <w:rFonts w:asciiTheme="minorHAnsi" w:eastAsiaTheme="minorEastAsia" w:hAnsiTheme="minorHAnsi" w:cstheme="minorBidi"/>
               <w:noProof/>
               <w:kern w:val="2"/>
-              <w:lang w:val="en-US" w:eastAsia="en-US"/>
               <w14:ligatures w14:val="standardContextual"/>
             </w:rPr>
           </w:pPr>
-          <w:hyperlink w:anchor="_Toc209462999" w:history="1">
+          <w:hyperlink w:anchor="_Toc219208861" w:history="1">
             <w:r>
               <w:rPr>
                 <w:rStyle w:val="af5"/>
@@ -627,7 +618,6 @@
                 <w:rFonts w:asciiTheme="minorHAnsi" w:eastAsiaTheme="minorEastAsia" w:hAnsiTheme="minorHAnsi" w:cstheme="minorBidi"/>
                 <w:noProof/>
                 <w:kern w:val="2"/>
-                <w:lang w:val="en-US" w:eastAsia="en-US"/>
                 <w14:ligatures w14:val="standardContextual"/>
               </w:rPr>
               <w:tab/>
@@ -659,7 +649,7 @@
                 <w:noProof/>
                 <w:webHidden/>
               </w:rPr>
-              <w:instrText xml:space="preserve"> PAGEREF _Toc209462999 \h </w:instrText>
+              <w:instrText xml:space="preserve"> PAGEREF _Toc219208861 \h </w:instrText>
             </w:r>
             <w:r>
               <w:rPr>
@@ -701,11 +691,10 @@
               <w:rFonts w:asciiTheme="minorHAnsi" w:eastAsiaTheme="minorEastAsia" w:hAnsiTheme="minorHAnsi" w:cstheme="minorBidi"/>
               <w:noProof/>
               <w:kern w:val="2"/>
-              <w:lang w:val="en-US" w:eastAsia="en-US"/>
               <w14:ligatures w14:val="standardContextual"/>
             </w:rPr>
           </w:pPr>
-          <w:hyperlink w:anchor="_Toc209463000" w:history="1">
+          <w:hyperlink w:anchor="_Toc219208862" w:history="1">
             <w:r>
               <w:rPr>
                 <w:rStyle w:val="af5"/>
@@ -719,7 +708,6 @@
                 <w:rFonts w:asciiTheme="minorHAnsi" w:eastAsiaTheme="minorEastAsia" w:hAnsiTheme="minorHAnsi" w:cstheme="minorBidi"/>
                 <w:noProof/>
                 <w:kern w:val="2"/>
-                <w:lang w:val="en-US" w:eastAsia="en-US"/>
                 <w14:ligatures w14:val="standardContextual"/>
               </w:rPr>
               <w:tab/>
@@ -751,7 +739,7 @@
                 <w:noProof/>
                 <w:webHidden/>
               </w:rPr>
-              <w:instrText xml:space="preserve"> PAGEREF _Toc209463000 \h </w:instrText>
+              <w:instrText xml:space="preserve"> PAGEREF _Toc219208862 \h </w:instrText>
             </w:r>
             <w:r>
               <w:rPr>
@@ -792,11 +780,10 @@
               <w:rFonts w:asciiTheme="minorHAnsi" w:eastAsiaTheme="minorEastAsia" w:hAnsiTheme="minorHAnsi" w:cstheme="minorBidi"/>
               <w:noProof/>
               <w:kern w:val="2"/>
-              <w:lang w:val="en-US" w:eastAsia="en-US"/>
               <w14:ligatures w14:val="standardContextual"/>
             </w:rPr>
           </w:pPr>
-          <w:hyperlink w:anchor="_Toc209463001" w:history="1">
+          <w:hyperlink w:anchor="_Toc219208863" w:history="1">
             <w:r>
               <w:rPr>
                 <w:rStyle w:val="af5"/>
@@ -811,7 +798,6 @@
                 <w:rFonts w:asciiTheme="minorHAnsi" w:eastAsiaTheme="minorEastAsia" w:hAnsiTheme="minorHAnsi" w:cstheme="minorBidi"/>
                 <w:noProof/>
                 <w:kern w:val="2"/>
-                <w:lang w:val="en-US" w:eastAsia="en-US"/>
                 <w14:ligatures w14:val="standardContextual"/>
               </w:rPr>
               <w:tab/>
@@ -844,7 +830,7 @@
                 <w:noProof/>
                 <w:webHidden/>
               </w:rPr>
-              <w:instrText xml:space="preserve"> PAGEREF _Toc209463001 \h </w:instrText>
+              <w:instrText xml:space="preserve"> PAGEREF _Toc219208863 \h </w:instrText>
             </w:r>
             <w:r>
               <w:rPr>
@@ -886,16 +872,14 @@
               <w:rFonts w:asciiTheme="minorHAnsi" w:eastAsiaTheme="minorEastAsia" w:hAnsiTheme="minorHAnsi" w:cstheme="minorBidi"/>
               <w:noProof/>
               <w:kern w:val="2"/>
-              <w:lang w:val="en-US" w:eastAsia="en-US"/>
               <w14:ligatures w14:val="standardContextual"/>
             </w:rPr>
           </w:pPr>
-          <w:hyperlink w:anchor="_Toc209463002" w:history="1">
+          <w:hyperlink w:anchor="_Toc219208864" w:history="1">
             <w:r>
               <w:rPr>
                 <w:rStyle w:val="af5"/>
                 <w:rFonts w:eastAsiaTheme="majorEastAsia"/>
-                <w:bCs/>
                 <w:noProof/>
                 <w:lang w:eastAsia="en-US"/>
               </w:rPr>
@@ -906,7 +890,6 @@
                 <w:rFonts w:asciiTheme="minorHAnsi" w:eastAsiaTheme="minorEastAsia" w:hAnsiTheme="minorHAnsi" w:cstheme="minorBidi"/>
                 <w:noProof/>
                 <w:kern w:val="2"/>
-                <w:lang w:val="en-US" w:eastAsia="en-US"/>
                 <w14:ligatures w14:val="standardContextual"/>
               </w:rPr>
               <w:tab/>
@@ -918,7 +901,7 @@
                 <w:noProof/>
                 <w:lang w:eastAsia="en-US"/>
               </w:rPr>
-              <w:t>«Взлом» программы</w:t>
+              <w:t>Примеры работы</w:t>
             </w:r>
             <w:r>
               <w:rPr>
@@ -939,7 +922,7 @@
                 <w:noProof/>
                 <w:webHidden/>
               </w:rPr>
-              <w:instrText xml:space="preserve"> PAGEREF _Toc209463002 \h </w:instrText>
+              <w:instrText xml:space="preserve"> PAGEREF _Toc219208864 \h </w:instrText>
             </w:r>
             <w:r>
               <w:rPr>
@@ -960,6 +943,97 @@
                 <w:webHidden/>
               </w:rPr>
               <w:t>5</w:t>
+            </w:r>
+            <w:r>
+              <w:rPr>
+                <w:noProof/>
+                <w:webHidden/>
+              </w:rPr>
+              <w:fldChar w:fldCharType="end"/>
+            </w:r>
+          </w:hyperlink>
+        </w:p>
+        <w:p>
+          <w:pPr>
+            <w:pStyle w:val="12"/>
+            <w:tabs>
+              <w:tab w:val="left" w:pos="709"/>
+            </w:tabs>
+            <w:rPr>
+              <w:rFonts w:asciiTheme="minorHAnsi" w:eastAsiaTheme="minorEastAsia" w:hAnsiTheme="minorHAnsi" w:cstheme="minorBidi"/>
+              <w:noProof/>
+              <w:kern w:val="2"/>
+              <w14:ligatures w14:val="standardContextual"/>
+            </w:rPr>
+          </w:pPr>
+          <w:hyperlink w:anchor="_Toc219208865" w:history="1">
+            <w:r>
+              <w:rPr>
+                <w:rStyle w:val="af5"/>
+                <w:rFonts w:eastAsiaTheme="majorEastAsia"/>
+                <w:noProof/>
+                <w:lang w:eastAsia="en-US"/>
+              </w:rPr>
+              <w:t>2</w:t>
+            </w:r>
+            <w:r>
+              <w:rPr>
+                <w:rFonts w:asciiTheme="minorHAnsi" w:eastAsiaTheme="minorEastAsia" w:hAnsiTheme="minorHAnsi" w:cstheme="minorBidi"/>
+                <w:noProof/>
+                <w:kern w:val="2"/>
+                <w14:ligatures w14:val="standardContextual"/>
+              </w:rPr>
+              <w:tab/>
+            </w:r>
+            <w:r>
+              <w:rPr>
+                <w:rStyle w:val="af5"/>
+                <w:rFonts w:eastAsiaTheme="majorEastAsia"/>
+                <w:noProof/>
+                <w:lang w:eastAsia="en-US"/>
+              </w:rPr>
+              <w:t>Алгоритм работы</w:t>
+            </w:r>
+            <w:r>
+              <w:rPr>
+                <w:noProof/>
+                <w:webHidden/>
+              </w:rPr>
+              <w:tab/>
+            </w:r>
+            <w:r>
+              <w:rPr>
+                <w:noProof/>
+                <w:webHidden/>
+              </w:rPr>
+              <w:fldChar w:fldCharType="begin"/>
+            </w:r>
+            <w:r>
+              <w:rPr>
+                <w:noProof/>
+                <w:webHidden/>
+              </w:rPr>
+              <w:instrText xml:space="preserve"> PAGEREF _Toc219208865 \h </w:instrText>
+            </w:r>
+            <w:r>
+              <w:rPr>
+                <w:noProof/>
+                <w:webHidden/>
+              </w:rPr>
+            </w:r>
+            <w:r>
+              <w:rPr>
+                <w:noProof/>
+                <w:webHidden/>
+              </w:rPr>
+              <w:fldChar w:fldCharType="separate"/>
+            </w:r>
+            <w:r>
+              <w:rPr>
+                <w:noProof/>
+                <w:webHidden/>
+              </w:rPr>
+              <w:t>7</w:t>
             </w:r>
             <w:r>
               <w:rPr>
@@ -977,11 +1051,10 @@
               <w:rFonts w:asciiTheme="minorHAnsi" w:eastAsiaTheme="minorEastAsia" w:hAnsiTheme="minorHAnsi" w:cstheme="minorBidi"/>
               <w:noProof/>
               <w:kern w:val="2"/>
-              <w:lang w:val="en-US" w:eastAsia="en-US"/>
               <w14:ligatures w14:val="standardContextual"/>
             </w:rPr>
           </w:pPr>
-          <w:hyperlink w:anchor="_Toc209463003" w:history="1">
+          <w:hyperlink w:anchor="_Toc219208866" w:history="1">
             <w:r>
               <w:rPr>
                 <w:rStyle w:val="af5"/>
@@ -1009,7 +1082,7 @@
                 <w:noProof/>
                 <w:webHidden/>
               </w:rPr>
-              <w:instrText xml:space="preserve"> PAGEREF _Toc209463003 \h </w:instrText>
+              <w:instrText xml:space="preserve"> PAGEREF _Toc219208866 \h </w:instrText>
             </w:r>
             <w:r>
               <w:rPr>
@@ -1029,7 +1102,7 @@
                 <w:noProof/>
                 <w:webHidden/>
               </w:rPr>
-              <w:t>6</w:t>
+              <w:t>8</w:t>
             </w:r>
             <w:r>
               <w:rPr>
@@ -1047,11 +1120,10 @@
               <w:rFonts w:asciiTheme="minorHAnsi" w:eastAsiaTheme="minorEastAsia" w:hAnsiTheme="minorHAnsi" w:cstheme="minorBidi"/>
               <w:noProof/>
               <w:kern w:val="2"/>
-              <w:lang w:val="en-US" w:eastAsia="en-US"/>
               <w14:ligatures w14:val="standardContextual"/>
             </w:rPr>
           </w:pPr>
-          <w:hyperlink w:anchor="_Toc209463004" w:history="1">
+          <w:hyperlink w:anchor="_Toc219208867" w:history="1">
             <w:r>
               <w:rPr>
                 <w:rStyle w:val="af5"/>
@@ -1079,7 +1151,7 @@
                 <w:noProof/>
                 <w:webHidden/>
               </w:rPr>
-              <w:instrText xml:space="preserve"> PAGEREF _Toc209463004 \h </w:instrText>
+              <w:instrText xml:space="preserve"> PAGEREF _Toc219208867 \h </w:instrText>
             </w:r>
             <w:r>
               <w:rPr>
@@ -1099,7 +1171,7 @@
                 <w:noProof/>
                 <w:webHidden/>
               </w:rPr>
-              <w:t>7</w:t>
+              <w:t>9</w:t>
             </w:r>
             <w:r>
               <w:rPr>
@@ -1138,7 +1210,7 @@
       <w:pPr>
         <w:pStyle w:val="aff4"/>
       </w:pPr>
-      <w:bookmarkStart w:id="0" w:name="_Toc209462997"/>
+      <w:bookmarkStart w:id="0" w:name="_Toc219208859"/>
       <w:r>
         <w:lastRenderedPageBreak/>
         <w:t>Введение</w:t>
@@ -1188,10 +1260,16 @@
       <w:pPr>
         <w:pStyle w:val="1"/>
       </w:pPr>
-      <w:bookmarkStart w:id="1" w:name="_Toc209462998"/>
+      <w:bookmarkStart w:id="1" w:name="_Toc219208860"/>
       <w:r>
         <w:lastRenderedPageBreak/>
-        <w:t>ПРОГРАММА УЧЕТА ПОЛЬЗОВАТЕЛЕЙ (ДЕМО-ВЕРСИЯ)</w:t>
+        <w:t>П</w:t>
+      </w:r>
+      <w:r>
+        <w:t>рограмма учета пользователей</w:t>
+      </w:r>
+      <w:r>
+        <w:t>(ДЕМО-ВЕРСИЯ)</w:t>
       </w:r>
       <w:bookmarkEnd w:id="1"/>
     </w:p>
@@ -1199,7 +1277,7 @@
       <w:pPr>
         <w:pStyle w:val="2"/>
       </w:pPr>
-      <w:bookmarkStart w:id="2" w:name="_Toc209462999"/>
+      <w:bookmarkStart w:id="2" w:name="_Toc219208861"/>
       <w:r>
         <w:t>Задание</w:t>
       </w:r>
@@ -1271,7 +1349,7 @@
       <w:pPr>
         <w:pStyle w:val="2"/>
       </w:pPr>
-      <w:bookmarkStart w:id="3" w:name="_Toc209463000"/>
+      <w:bookmarkStart w:id="3" w:name="_Toc219208862"/>
       <w:r>
         <w:t>Практическая реализация</w:t>
       </w:r>
@@ -1287,7 +1365,7 @@
           <w:lang w:eastAsia="en-US"/>
         </w:rPr>
       </w:pPr>
-      <w:bookmarkStart w:id="4" w:name="_Toc209463001"/>
+      <w:bookmarkStart w:id="4" w:name="_Toc219208863"/>
       <w:r>
         <w:rPr>
           <w:lang w:eastAsia="en-US"/>
@@ -1856,105 +1934,1178 @@
       <w:pPr>
         <w:pStyle w:val="2"/>
         <w:rPr>
-          <w:bCs/>
-          <w:lang w:eastAsia="en-US"/>
-        </w:rPr>
-      </w:pPr>
-      <w:bookmarkStart w:id="5" w:name="_Toc209463002"/>
-      <w:r>
-        <w:rPr>
-          <w:lang w:eastAsia="en-US"/>
-        </w:rPr>
-        <w:t>«Взлом» программы</w:t>
+          <w:lang w:eastAsia="en-US"/>
+        </w:rPr>
+      </w:pPr>
+      <w:bookmarkStart w:id="5" w:name="_Toc219208864"/>
+      <w:r>
+        <w:rPr>
+          <w:lang w:eastAsia="en-US"/>
+        </w:rPr>
+        <w:t>Примеры работы</w:t>
       </w:r>
       <w:bookmarkEnd w:id="5"/>
     </w:p>
     <w:p>
       <w:pPr>
-        <w:ind w:left="709" w:firstLine="0"/>
-        <w:jc w:val="left"/>
-        <w:rPr>
-          <w:lang w:eastAsia="en-US"/>
-        </w:rPr>
-      </w:pPr>
-      <w:r>
-        <w:rPr>
-          <w:lang w:eastAsia="en-US"/>
-        </w:rPr>
-        <w:tab/>
-      </w:r>
-      <w:r>
-        <w:rPr>
-          <w:b/>
-          <w:bCs/>
-          <w:lang w:eastAsia="en-US"/>
-        </w:rPr>
-        <w:t>В рамках задания требовалось изучить способ обхода реализованной защиты. Так как данные о триале хранятся в известном месте в реестре, «взлом» сводится к удалению ключа</w:t>
-      </w:r>
-      <w:r>
-        <w:rPr>
-          <w:b/>
-          <w:bCs/>
-          <w:lang w:eastAsia="en-US"/>
-        </w:rPr>
-        <w:t xml:space="preserve"> из реестра</w:t>
-      </w:r>
-      <w:r>
-        <w:rPr>
-          <w:b/>
-          <w:bCs/>
+        <w:rPr>
+          <w:lang w:eastAsia="en-US"/>
+        </w:rPr>
+      </w:pPr>
+      <w:r>
+        <w:rPr>
+          <w:lang w:eastAsia="en-US"/>
+        </w:rPr>
+        <w:drawing>
+          <wp:anchor distT="0" distB="0" distL="114300" distR="114300" simplePos="0" relativeHeight="251658240" behindDoc="0" locked="0" layoutInCell="1" allowOverlap="1" wp14:anchorId="49FD8BD2" wp14:editId="3205603D">
+            <wp:simplePos x="0" y="0"/>
+            <wp:positionH relativeFrom="margin">
+              <wp:align>right</wp:align>
+            </wp:positionH>
+            <wp:positionV relativeFrom="paragraph">
+              <wp:posOffset>275590</wp:posOffset>
+            </wp:positionV>
+            <wp:extent cx="5940425" cy="1118235"/>
+            <wp:effectExtent l="0" t="0" r="3175" b="5715"/>
+            <wp:wrapTopAndBottom/>
+            <wp:docPr id="1978868914" name="Рисунок 1"/>
+            <wp:cNvGraphicFramePr>
+              <a:graphicFrameLocks xmlns:a="http://schemas.openxmlformats.org/drawingml/2006/main" noChangeAspect="1"/>
+            </wp:cNvGraphicFramePr>
+            <a:graphic xmlns:a="http://schemas.openxmlformats.org/drawingml/2006/main">
+              <a:graphicData uri="http://schemas.openxmlformats.org/drawingml/2006/picture">
+                <pic:pic xmlns:pic="http://schemas.openxmlformats.org/drawingml/2006/picture">
+                  <pic:nvPicPr>
+                    <pic:cNvPr id="1978868914" name=""/>
+                    <pic:cNvPicPr/>
+                  </pic:nvPicPr>
+                  <pic:blipFill>
+                    <a:blip r:embed="rId10">
+                      <a:extLst>
+                        <a:ext uri="{28A0092B-C50C-407E-A947-70E740481C1C}">
+                          <a14:useLocalDpi xmlns:a14="http://schemas.microsoft.com/office/drawing/2010/main" val="0"/>
+                        </a:ext>
+                      </a:extLst>
+                    </a:blip>
+                    <a:stretch>
+                      <a:fillRect/>
+                    </a:stretch>
+                  </pic:blipFill>
+                  <pic:spPr>
+                    <a:xfrm>
+                      <a:off x="0" y="0"/>
+                      <a:ext cx="5940425" cy="1118235"/>
+                    </a:xfrm>
+                    <a:prstGeom prst="rect">
+                      <a:avLst/>
+                    </a:prstGeom>
+                  </pic:spPr>
+                </pic:pic>
+              </a:graphicData>
+            </a:graphic>
+          </wp:anchor>
+        </w:drawing>
+      </w:r>
+      <w:r>
+        <w:rPr>
+          <w:lang w:eastAsia="en-US"/>
+        </w:rPr>
+        <w:t xml:space="preserve">Установка, для этого нужно запустить </w:t>
+      </w:r>
+      <w:r>
+        <w:rPr>
+          <w:lang w:val="en-US" w:eastAsia="en-US"/>
+        </w:rPr>
+        <w:t>installer</w:t>
+      </w:r>
+      <w:r>
+        <w:rPr>
           <w:lang w:eastAsia="en-US"/>
         </w:rPr>
         <w:t>.</w:t>
       </w:r>
-    </w:p>
-    <w:p>
-      <w:pPr>
-        <w:rPr>
-          <w:lang w:eastAsia="en-US"/>
-        </w:rPr>
-      </w:pPr>
-      <w:r>
-        <w:rPr>
-          <w:lang w:eastAsia="en-US"/>
-        </w:rPr>
-        <w:t>реализации защиты</w:t>
-      </w:r>
-    </w:p>
-    <w:p>
-      <w:pPr>
-        <w:rPr>
-          <w:lang w:eastAsia="en-US"/>
-        </w:rPr>
-      </w:pPr>
+      <w:r>
+        <w:rPr>
+          <w:lang w:val="en-US" w:eastAsia="en-US"/>
+        </w:rPr>
+        <w:t>bat</w:t>
+      </w:r>
+    </w:p>
+    <w:p>
+      <w:pPr>
+        <w:rPr>
+          <w:lang w:eastAsia="en-US"/>
+        </w:rPr>
+      </w:pPr>
+    </w:p>
+    <w:p>
+      <w:pPr>
+        <w:rPr>
+          <w:lang w:eastAsia="en-US"/>
+        </w:rPr>
+      </w:pPr>
+      <w:r>
+        <w:rPr>
+          <w:lang w:eastAsia="en-US"/>
+        </w:rPr>
+        <w:drawing>
+          <wp:anchor distT="0" distB="0" distL="114300" distR="114300" simplePos="0" relativeHeight="251659264" behindDoc="1" locked="0" layoutInCell="1" allowOverlap="1" wp14:anchorId="3DE9799D" wp14:editId="0D3B570E">
+            <wp:simplePos x="0" y="0"/>
+            <wp:positionH relativeFrom="margin">
+              <wp:align>left</wp:align>
+            </wp:positionH>
+            <wp:positionV relativeFrom="paragraph">
+              <wp:posOffset>304800</wp:posOffset>
+            </wp:positionV>
+            <wp:extent cx="5940425" cy="766445"/>
+            <wp:effectExtent l="0" t="0" r="3175" b="0"/>
+            <wp:wrapTopAndBottom/>
+            <wp:docPr id="1181040205" name="Рисунок 1"/>
+            <wp:cNvGraphicFramePr>
+              <a:graphicFrameLocks xmlns:a="http://schemas.openxmlformats.org/drawingml/2006/main" noChangeAspect="1"/>
+            </wp:cNvGraphicFramePr>
+            <a:graphic xmlns:a="http://schemas.openxmlformats.org/drawingml/2006/main">
+              <a:graphicData uri="http://schemas.openxmlformats.org/drawingml/2006/picture">
+                <pic:pic xmlns:pic="http://schemas.openxmlformats.org/drawingml/2006/picture">
+                  <pic:nvPicPr>
+                    <pic:cNvPr id="1181040205" name=""/>
+                    <pic:cNvPicPr/>
+                  </pic:nvPicPr>
+                  <pic:blipFill>
+                    <a:blip r:embed="rId11">
+                      <a:extLst>
+                        <a:ext uri="{28A0092B-C50C-407E-A947-70E740481C1C}">
+                          <a14:useLocalDpi xmlns:a14="http://schemas.microsoft.com/office/drawing/2010/main" val="0"/>
+                        </a:ext>
+                      </a:extLst>
+                    </a:blip>
+                    <a:stretch>
+                      <a:fillRect/>
+                    </a:stretch>
+                  </pic:blipFill>
+                  <pic:spPr>
+                    <a:xfrm>
+                      <a:off x="0" y="0"/>
+                      <a:ext cx="5940425" cy="766445"/>
+                    </a:xfrm>
+                    <a:prstGeom prst="rect">
+                      <a:avLst/>
+                    </a:prstGeom>
+                  </pic:spPr>
+                </pic:pic>
+              </a:graphicData>
+            </a:graphic>
+          </wp:anchor>
+        </w:drawing>
+      </w:r>
+      <w:r>
+        <w:rPr>
+          <w:lang w:eastAsia="en-US"/>
+        </w:rPr>
+        <w:t xml:space="preserve">Программа устанавливает себя по пути: </w:t>
+      </w:r>
+      <w:r>
+        <w:rPr>
+          <w:lang w:eastAsia="en-US"/>
+        </w:rPr>
+        <w:t>"C:\ProgramData\SimpleTrialApp\app.py"</w:t>
+      </w:r>
+    </w:p>
+    <w:p>
+      <w:pPr>
+        <w:rPr>
+          <w:lang w:eastAsia="en-US"/>
+        </w:rPr>
+      </w:pPr>
+      <w:r>
+        <w:rPr>
+          <w:lang w:val="en-US" w:eastAsia="en-US"/>
+        </w:rPr>
+        <w:drawing>
+          <wp:anchor distT="0" distB="0" distL="114300" distR="114300" simplePos="0" relativeHeight="251661312" behindDoc="0" locked="0" layoutInCell="1" allowOverlap="1" wp14:anchorId="3EDAFC86" wp14:editId="3A4BE283">
+            <wp:simplePos x="0" y="0"/>
+            <wp:positionH relativeFrom="margin">
+              <wp:align>right</wp:align>
+            </wp:positionH>
+            <wp:positionV relativeFrom="paragraph">
+              <wp:posOffset>2183130</wp:posOffset>
+            </wp:positionV>
+            <wp:extent cx="5940425" cy="1050925"/>
+            <wp:effectExtent l="0" t="0" r="3175" b="0"/>
+            <wp:wrapTopAndBottom/>
+            <wp:docPr id="882553618" name="Рисунок 1"/>
+            <wp:cNvGraphicFramePr>
+              <a:graphicFrameLocks xmlns:a="http://schemas.openxmlformats.org/drawingml/2006/main" noChangeAspect="1"/>
+            </wp:cNvGraphicFramePr>
+            <a:graphic xmlns:a="http://schemas.openxmlformats.org/drawingml/2006/main">
+              <a:graphicData uri="http://schemas.openxmlformats.org/drawingml/2006/picture">
+                <pic:pic xmlns:pic="http://schemas.openxmlformats.org/drawingml/2006/picture">
+                  <pic:nvPicPr>
+                    <pic:cNvPr id="882553618" name=""/>
+                    <pic:cNvPicPr/>
+                  </pic:nvPicPr>
+                  <pic:blipFill>
+                    <a:blip r:embed="rId12">
+                      <a:extLst>
+                        <a:ext uri="{28A0092B-C50C-407E-A947-70E740481C1C}">
+                          <a14:useLocalDpi xmlns:a14="http://schemas.microsoft.com/office/drawing/2010/main" val="0"/>
+                        </a:ext>
+                      </a:extLst>
+                    </a:blip>
+                    <a:stretch>
+                      <a:fillRect/>
+                    </a:stretch>
+                  </pic:blipFill>
+                  <pic:spPr>
+                    <a:xfrm>
+                      <a:off x="0" y="0"/>
+                      <a:ext cx="5940425" cy="1050925"/>
+                    </a:xfrm>
+                    <a:prstGeom prst="rect">
+                      <a:avLst/>
+                    </a:prstGeom>
+                  </pic:spPr>
+                </pic:pic>
+              </a:graphicData>
+            </a:graphic>
+          </wp:anchor>
+        </w:drawing>
+      </w:r>
+      <w:r>
+        <w:rPr>
+          <w:lang w:eastAsia="en-US"/>
+        </w:rPr>
+        <w:drawing>
+          <wp:anchor distT="0" distB="0" distL="114300" distR="114300" simplePos="0" relativeHeight="251660288" behindDoc="0" locked="0" layoutInCell="1" allowOverlap="1" wp14:anchorId="149946D5" wp14:editId="0A2BDE2B">
+            <wp:simplePos x="0" y="0"/>
+            <wp:positionH relativeFrom="margin">
+              <wp:align>left</wp:align>
+            </wp:positionH>
+            <wp:positionV relativeFrom="paragraph">
+              <wp:posOffset>1085850</wp:posOffset>
+            </wp:positionV>
+            <wp:extent cx="5940425" cy="1083945"/>
+            <wp:effectExtent l="0" t="0" r="3175" b="1905"/>
+            <wp:wrapTopAndBottom/>
+            <wp:docPr id="1345926993" name="Рисунок 1"/>
+            <wp:cNvGraphicFramePr>
+              <a:graphicFrameLocks xmlns:a="http://schemas.openxmlformats.org/drawingml/2006/main" noChangeAspect="1"/>
+            </wp:cNvGraphicFramePr>
+            <a:graphic xmlns:a="http://schemas.openxmlformats.org/drawingml/2006/main">
+              <a:graphicData uri="http://schemas.openxmlformats.org/drawingml/2006/picture">
+                <pic:pic xmlns:pic="http://schemas.openxmlformats.org/drawingml/2006/picture">
+                  <pic:nvPicPr>
+                    <pic:cNvPr id="1345926993" name=""/>
+                    <pic:cNvPicPr/>
+                  </pic:nvPicPr>
+                  <pic:blipFill>
+                    <a:blip r:embed="rId13">
+                      <a:extLst>
+                        <a:ext uri="{28A0092B-C50C-407E-A947-70E740481C1C}">
+                          <a14:useLocalDpi xmlns:a14="http://schemas.microsoft.com/office/drawing/2010/main" val="0"/>
+                        </a:ext>
+                      </a:extLst>
+                    </a:blip>
+                    <a:stretch>
+                      <a:fillRect/>
+                    </a:stretch>
+                  </pic:blipFill>
+                  <pic:spPr>
+                    <a:xfrm>
+                      <a:off x="0" y="0"/>
+                      <a:ext cx="5940425" cy="1083945"/>
+                    </a:xfrm>
+                    <a:prstGeom prst="rect">
+                      <a:avLst/>
+                    </a:prstGeom>
+                  </pic:spPr>
+                </pic:pic>
+              </a:graphicData>
+            </a:graphic>
+          </wp:anchor>
+        </w:drawing>
+      </w:r>
+      <w:r>
+        <w:rPr>
+          <w:lang w:eastAsia="en-US"/>
+        </w:rPr>
+        <w:t>При запуске программы мы используем ее функционал</w:t>
+      </w:r>
+    </w:p>
+    <w:p>
+      <w:pPr>
+        <w:rPr>
+          <w:lang w:eastAsia="en-US"/>
+        </w:rPr>
+      </w:pPr>
+      <w:r>
+        <w:rPr>
+          <w:lang w:eastAsia="en-US"/>
+        </w:rPr>
+        <w:drawing>
+          <wp:anchor distT="0" distB="0" distL="114300" distR="114300" simplePos="0" relativeHeight="251662336" behindDoc="0" locked="0" layoutInCell="1" allowOverlap="1" wp14:anchorId="6D8BE98C" wp14:editId="577EB3D2">
+            <wp:simplePos x="0" y="0"/>
+            <wp:positionH relativeFrom="margin">
+              <wp:align>right</wp:align>
+            </wp:positionH>
+            <wp:positionV relativeFrom="paragraph">
+              <wp:posOffset>2564130</wp:posOffset>
+            </wp:positionV>
+            <wp:extent cx="5940425" cy="933450"/>
+            <wp:effectExtent l="0" t="0" r="3175" b="0"/>
+            <wp:wrapTopAndBottom/>
+            <wp:docPr id="433989774" name="Рисунок 1"/>
+            <wp:cNvGraphicFramePr>
+              <a:graphicFrameLocks xmlns:a="http://schemas.openxmlformats.org/drawingml/2006/main" noChangeAspect="1"/>
+            </wp:cNvGraphicFramePr>
+            <a:graphic xmlns:a="http://schemas.openxmlformats.org/drawingml/2006/main">
+              <a:graphicData uri="http://schemas.openxmlformats.org/drawingml/2006/picture">
+                <pic:pic xmlns:pic="http://schemas.openxmlformats.org/drawingml/2006/picture">
+                  <pic:nvPicPr>
+                    <pic:cNvPr id="433989774" name=""/>
+                    <pic:cNvPicPr/>
+                  </pic:nvPicPr>
+                  <pic:blipFill>
+                    <a:blip r:embed="rId14">
+                      <a:extLst>
+                        <a:ext uri="{28A0092B-C50C-407E-A947-70E740481C1C}">
+                          <a14:useLocalDpi xmlns:a14="http://schemas.microsoft.com/office/drawing/2010/main" val="0"/>
+                        </a:ext>
+                      </a:extLst>
+                    </a:blip>
+                    <a:stretch>
+                      <a:fillRect/>
+                    </a:stretch>
+                  </pic:blipFill>
+                  <pic:spPr>
+                    <a:xfrm>
+                      <a:off x="0" y="0"/>
+                      <a:ext cx="5940425" cy="933450"/>
+                    </a:xfrm>
+                    <a:prstGeom prst="rect">
+                      <a:avLst/>
+                    </a:prstGeom>
+                  </pic:spPr>
+                </pic:pic>
+              </a:graphicData>
+            </a:graphic>
+          </wp:anchor>
+        </w:drawing>
+      </w:r>
+      <w:r>
+        <w:rPr>
+          <w:lang w:eastAsia="en-US"/>
+        </w:rPr>
+        <w:t xml:space="preserve">После </w:t>
+      </w:r>
+      <w:proofErr w:type="spellStart"/>
+      <w:r>
+        <w:rPr>
+          <w:lang w:eastAsia="en-US"/>
+        </w:rPr>
+        <w:t>использвоания</w:t>
+      </w:r>
+      <w:proofErr w:type="spellEnd"/>
+      <w:r>
+        <w:rPr>
+          <w:lang w:eastAsia="en-US"/>
+        </w:rPr>
+        <w:t xml:space="preserve"> программы упираемся в лимит:</w:t>
+      </w:r>
+    </w:p>
+    <w:p>
+      <w:pPr>
+        <w:rPr>
+          <w:lang w:eastAsia="en-US"/>
+        </w:rPr>
+      </w:pPr>
+      <w:r>
+        <w:rPr>
+          <w:lang w:eastAsia="en-US"/>
+        </w:rPr>
+        <w:lastRenderedPageBreak/>
+        <w:drawing>
+          <wp:anchor distT="0" distB="0" distL="114300" distR="114300" simplePos="0" relativeHeight="251663360" behindDoc="0" locked="0" layoutInCell="1" allowOverlap="1" wp14:anchorId="713B4623" wp14:editId="6DA1D78D">
+            <wp:simplePos x="0" y="0"/>
+            <wp:positionH relativeFrom="margin">
+              <wp:align>right</wp:align>
+            </wp:positionH>
+            <wp:positionV relativeFrom="paragraph">
+              <wp:posOffset>572770</wp:posOffset>
+            </wp:positionV>
+            <wp:extent cx="5940425" cy="1442085"/>
+            <wp:effectExtent l="0" t="0" r="3175" b="5715"/>
+            <wp:wrapTopAndBottom/>
+            <wp:docPr id="741533754" name="Рисунок 1"/>
+            <wp:cNvGraphicFramePr>
+              <a:graphicFrameLocks xmlns:a="http://schemas.openxmlformats.org/drawingml/2006/main" noChangeAspect="1"/>
+            </wp:cNvGraphicFramePr>
+            <a:graphic xmlns:a="http://schemas.openxmlformats.org/drawingml/2006/main">
+              <a:graphicData uri="http://schemas.openxmlformats.org/drawingml/2006/picture">
+                <pic:pic xmlns:pic="http://schemas.openxmlformats.org/drawingml/2006/picture">
+                  <pic:nvPicPr>
+                    <pic:cNvPr id="741533754" name=""/>
+                    <pic:cNvPicPr/>
+                  </pic:nvPicPr>
+                  <pic:blipFill>
+                    <a:blip r:embed="rId15">
+                      <a:extLst>
+                        <a:ext uri="{28A0092B-C50C-407E-A947-70E740481C1C}">
+                          <a14:useLocalDpi xmlns:a14="http://schemas.microsoft.com/office/drawing/2010/main" val="0"/>
+                        </a:ext>
+                      </a:extLst>
+                    </a:blip>
+                    <a:stretch>
+                      <a:fillRect/>
+                    </a:stretch>
+                  </pic:blipFill>
+                  <pic:spPr>
+                    <a:xfrm>
+                      <a:off x="0" y="0"/>
+                      <a:ext cx="5940425" cy="1442085"/>
+                    </a:xfrm>
+                    <a:prstGeom prst="rect">
+                      <a:avLst/>
+                    </a:prstGeom>
+                  </pic:spPr>
+                </pic:pic>
+              </a:graphicData>
+            </a:graphic>
+          </wp:anchor>
+        </w:drawing>
+      </w:r>
+      <w:r>
+        <w:rPr>
+          <w:lang w:eastAsia="en-US"/>
+        </w:rPr>
+        <w:t xml:space="preserve">При попытке купить полную версию получаем отказ, так как это демо версия приложения, покупка не предусмотрена для </w:t>
+      </w:r>
+      <w:proofErr w:type="spellStart"/>
+      <w:r>
+        <w:rPr>
+          <w:lang w:eastAsia="en-US"/>
+        </w:rPr>
+        <w:t>учебны</w:t>
+      </w:r>
+      <w:proofErr w:type="spellEnd"/>
+      <w:r>
+        <w:rPr>
+          <w:lang w:eastAsia="en-US"/>
+        </w:rPr>
+        <w:t xml:space="preserve"> задач</w:t>
+      </w:r>
+    </w:p>
+    <w:p>
+      <w:pPr>
+        <w:rPr>
+          <w:lang w:eastAsia="en-US"/>
+        </w:rPr>
+      </w:pPr>
+      <w:r>
+        <w:rPr>
+          <w:lang w:eastAsia="en-US"/>
+        </w:rPr>
+        <w:drawing>
+          <wp:anchor distT="0" distB="0" distL="114300" distR="114300" simplePos="0" relativeHeight="251664384" behindDoc="0" locked="0" layoutInCell="1" allowOverlap="1" wp14:anchorId="7969B3D7" wp14:editId="3113238D">
+            <wp:simplePos x="0" y="0"/>
+            <wp:positionH relativeFrom="margin">
+              <wp:align>right</wp:align>
+            </wp:positionH>
+            <wp:positionV relativeFrom="paragraph">
+              <wp:posOffset>2028190</wp:posOffset>
+            </wp:positionV>
+            <wp:extent cx="5940425" cy="708660"/>
+            <wp:effectExtent l="0" t="0" r="3175" b="0"/>
+            <wp:wrapTopAndBottom/>
+            <wp:docPr id="1064058555" name="Рисунок 1"/>
+            <wp:cNvGraphicFramePr>
+              <a:graphicFrameLocks xmlns:a="http://schemas.openxmlformats.org/drawingml/2006/main" noChangeAspect="1"/>
+            </wp:cNvGraphicFramePr>
+            <a:graphic xmlns:a="http://schemas.openxmlformats.org/drawingml/2006/main">
+              <a:graphicData uri="http://schemas.openxmlformats.org/drawingml/2006/picture">
+                <pic:pic xmlns:pic="http://schemas.openxmlformats.org/drawingml/2006/picture">
+                  <pic:nvPicPr>
+                    <pic:cNvPr id="1064058555" name=""/>
+                    <pic:cNvPicPr/>
+                  </pic:nvPicPr>
+                  <pic:blipFill>
+                    <a:blip r:embed="rId16" cstate="print">
+                      <a:extLst>
+                        <a:ext uri="{28A0092B-C50C-407E-A947-70E740481C1C}">
+                          <a14:useLocalDpi xmlns:a14="http://schemas.microsoft.com/office/drawing/2010/main" val="0"/>
+                        </a:ext>
+                      </a:extLst>
+                    </a:blip>
+                    <a:stretch>
+                      <a:fillRect/>
+                    </a:stretch>
+                  </pic:blipFill>
+                  <pic:spPr>
+                    <a:xfrm>
+                      <a:off x="0" y="0"/>
+                      <a:ext cx="5940425" cy="708660"/>
+                    </a:xfrm>
+                    <a:prstGeom prst="rect">
+                      <a:avLst/>
+                    </a:prstGeom>
+                  </pic:spPr>
+                </pic:pic>
+              </a:graphicData>
+            </a:graphic>
+          </wp:anchor>
+        </w:drawing>
+      </w:r>
+      <w:r>
+        <w:rPr>
+          <w:lang w:eastAsia="en-US"/>
+        </w:rPr>
+        <w:t xml:space="preserve">При попытке удалить, происходит удаление, </w:t>
+      </w:r>
+      <w:proofErr w:type="gramStart"/>
+      <w:r>
+        <w:rPr>
+          <w:lang w:eastAsia="en-US"/>
+        </w:rPr>
+        <w:t>но</w:t>
+      </w:r>
+      <w:proofErr w:type="gramEnd"/>
+      <w:r>
+        <w:rPr>
+          <w:lang w:eastAsia="en-US"/>
+        </w:rPr>
+        <w:t xml:space="preserve"> как и сказано в ТЗ это не сбрасывает счетчик:</w:t>
+      </w:r>
+    </w:p>
+    <w:p>
+      <w:pPr>
+        <w:rPr>
+          <w:lang w:eastAsia="en-US"/>
+        </w:rPr>
+      </w:pPr>
+      <w:r>
+        <w:rPr>
+          <w:lang w:eastAsia="en-US"/>
+        </w:rPr>
+        <w:t xml:space="preserve">По пути по </w:t>
+      </w:r>
+      <w:proofErr w:type="spellStart"/>
+      <w:r>
+        <w:rPr>
+          <w:lang w:eastAsia="en-US"/>
+        </w:rPr>
+        <w:t>которму</w:t>
+      </w:r>
+      <w:proofErr w:type="spellEnd"/>
+      <w:r>
+        <w:rPr>
+          <w:lang w:eastAsia="en-US"/>
+        </w:rPr>
+        <w:t xml:space="preserve"> устанавливается программа, сохраняется список введен имен</w:t>
+      </w:r>
+    </w:p>
+    <w:p>
+      <w:pPr>
+        <w:rPr>
+          <w:lang w:eastAsia="en-US"/>
+        </w:rPr>
+      </w:pPr>
+      <w:r>
+        <w:rPr>
+          <w:lang w:eastAsia="en-US"/>
+        </w:rPr>
+        <w:drawing>
+          <wp:inline distT="0" distB="0" distL="0" distR="0" wp14:anchorId="5BFF2C91" wp14:editId="675D8D11">
+            <wp:extent cx="3191320" cy="1257475"/>
+            <wp:effectExtent l="0" t="0" r="9525" b="0"/>
+            <wp:docPr id="477323394" name="Рисунок 1"/>
+            <wp:cNvGraphicFramePr>
+              <a:graphicFrameLocks xmlns:a="http://schemas.openxmlformats.org/drawingml/2006/main" noChangeAspect="1"/>
+            </wp:cNvGraphicFramePr>
+            <a:graphic xmlns:a="http://schemas.openxmlformats.org/drawingml/2006/main">
+              <a:graphicData uri="http://schemas.openxmlformats.org/drawingml/2006/picture">
+                <pic:pic xmlns:pic="http://schemas.openxmlformats.org/drawingml/2006/picture">
+                  <pic:nvPicPr>
+                    <pic:cNvPr id="477323394" name=""/>
+                    <pic:cNvPicPr/>
+                  </pic:nvPicPr>
+                  <pic:blipFill>
+                    <a:blip r:embed="rId17"/>
+                    <a:stretch>
+                      <a:fillRect/>
+                    </a:stretch>
+                  </pic:blipFill>
+                  <pic:spPr>
+                    <a:xfrm>
+                      <a:off x="0" y="0"/>
+                      <a:ext cx="3191320" cy="1257475"/>
+                    </a:xfrm>
+                    <a:prstGeom prst="rect">
+                      <a:avLst/>
+                    </a:prstGeom>
+                  </pic:spPr>
+                </pic:pic>
+              </a:graphicData>
+            </a:graphic>
+          </wp:inline>
+        </w:drawing>
+      </w:r>
+    </w:p>
+    <w:p>
+      <w:pPr>
+        <w:rPr>
+          <w:lang w:eastAsia="en-US"/>
+        </w:rPr>
+      </w:pPr>
+      <w:r>
+        <w:rPr>
+          <w:lang w:eastAsia="en-US"/>
+        </w:rPr>
+        <w:t>А также правила работы программы</w:t>
+      </w:r>
+    </w:p>
+    <w:p>
+      <w:pPr>
+        <w:rPr>
+          <w:lang w:eastAsia="en-US"/>
+        </w:rPr>
+      </w:pPr>
+      <w:r>
+        <w:rPr>
+          <w:lang w:eastAsia="en-US"/>
+        </w:rPr>
+        <w:drawing>
+          <wp:inline distT="0" distB="0" distL="0" distR="0" wp14:anchorId="39ACCEBE" wp14:editId="35843441">
+            <wp:extent cx="4296375" cy="2648320"/>
+            <wp:effectExtent l="0" t="0" r="9525" b="0"/>
+            <wp:docPr id="462031653" name="Рисунок 1"/>
+            <wp:cNvGraphicFramePr>
+              <a:graphicFrameLocks xmlns:a="http://schemas.openxmlformats.org/drawingml/2006/main" noChangeAspect="1"/>
+            </wp:cNvGraphicFramePr>
+            <a:graphic xmlns:a="http://schemas.openxmlformats.org/drawingml/2006/main">
+              <a:graphicData uri="http://schemas.openxmlformats.org/drawingml/2006/picture">
+                <pic:pic xmlns:pic="http://schemas.openxmlformats.org/drawingml/2006/picture">
+                  <pic:nvPicPr>
+                    <pic:cNvPr id="462031653" name=""/>
+                    <pic:cNvPicPr/>
+                  </pic:nvPicPr>
+                  <pic:blipFill>
+                    <a:blip r:embed="rId18"/>
+                    <a:stretch>
+                      <a:fillRect/>
+                    </a:stretch>
+                  </pic:blipFill>
+                  <pic:spPr>
+                    <a:xfrm>
+                      <a:off x="0" y="0"/>
+                      <a:ext cx="4296375" cy="2648320"/>
+                    </a:xfrm>
+                    <a:prstGeom prst="rect">
+                      <a:avLst/>
+                    </a:prstGeom>
+                  </pic:spPr>
+                </pic:pic>
+              </a:graphicData>
+            </a:graphic>
+          </wp:inline>
+        </w:drawing>
+      </w:r>
+    </w:p>
+    <w:p>
+      <w:pPr>
+        <w:pStyle w:val="1"/>
+        <w:rPr>
+          <w:lang w:eastAsia="en-US"/>
+        </w:rPr>
+      </w:pPr>
+      <w:bookmarkStart w:id="6" w:name="_Toc219208865"/>
+      <w:r>
+        <w:rPr>
+          <w:lang w:eastAsia="en-US"/>
+        </w:rPr>
+        <w:lastRenderedPageBreak/>
+        <w:t>Алгоритм работы</w:t>
+      </w:r>
+      <w:bookmarkEnd w:id="6"/>
+    </w:p>
+    <w:p>
+      <w:pPr>
+        <w:rPr>
+          <w:lang w:eastAsia="en-US"/>
+        </w:rPr>
+      </w:pPr>
+      <w:r>
+        <w:rPr>
+          <w:lang w:eastAsia="en-US"/>
+        </w:rPr>
+        <w:t>1. Запрос имени пользователя:</w:t>
+      </w:r>
+    </w:p>
+    <w:p>
+      <w:pPr>
+        <w:rPr>
+          <w:lang w:val="en-US" w:eastAsia="en-US"/>
+        </w:rPr>
+      </w:pPr>
+      <w:r>
+        <w:rPr>
+          <w:lang w:val="en-US" w:eastAsia="en-US"/>
+        </w:rPr>
+        <w:t xml:space="preserve">   - </w:t>
+      </w:r>
+      <w:r>
+        <w:rPr>
+          <w:lang w:eastAsia="en-US"/>
+        </w:rPr>
+        <w:t>Приглашение</w:t>
+      </w:r>
+      <w:r>
+        <w:rPr>
+          <w:lang w:val="en-US" w:eastAsia="en-US"/>
+        </w:rPr>
+        <w:t>: "Enter your full name (e.g., John Smith):"</w:t>
+      </w:r>
+    </w:p>
+    <w:p>
+      <w:pPr>
+        <w:rPr>
+          <w:lang w:eastAsia="en-US"/>
+        </w:rPr>
+      </w:pPr>
+      <w:r>
+        <w:rPr>
+          <w:lang w:val="en-US" w:eastAsia="en-US"/>
+        </w:rPr>
+        <w:t xml:space="preserve">   </w:t>
+      </w:r>
+      <w:r>
+        <w:rPr>
+          <w:lang w:eastAsia="en-US"/>
+        </w:rPr>
+        <w:t>- Ввод имени с клавиатуры</w:t>
+      </w:r>
+    </w:p>
+    <w:p>
+      <w:pPr>
+        <w:rPr>
+          <w:lang w:eastAsia="en-US"/>
+        </w:rPr>
+      </w:pPr>
+      <w:r>
+        <w:rPr>
+          <w:lang w:eastAsia="en-US"/>
+        </w:rPr>
+        <w:t>2. Валидация ввода:</w:t>
+      </w:r>
+    </w:p>
+    <w:p>
+      <w:pPr>
+        <w:rPr>
+          <w:lang w:eastAsia="en-US"/>
+        </w:rPr>
+      </w:pPr>
+      <w:r>
+        <w:rPr>
+          <w:lang w:eastAsia="en-US"/>
+        </w:rPr>
+        <w:t xml:space="preserve">   - Проверка на пустой ввод</w:t>
+      </w:r>
+    </w:p>
+    <w:p>
+      <w:pPr>
+        <w:rPr>
+          <w:lang w:eastAsia="en-US"/>
+        </w:rPr>
+      </w:pPr>
+      <w:r>
+        <w:rPr>
+          <w:lang w:eastAsia="en-US"/>
+        </w:rPr>
+        <w:t xml:space="preserve">   - Если пусто → выход из программы</w:t>
+      </w:r>
+    </w:p>
+    <w:p>
+      <w:pPr>
+        <w:rPr>
+          <w:lang w:eastAsia="en-US"/>
+        </w:rPr>
+      </w:pPr>
+      <w:r>
+        <w:rPr>
+          <w:lang w:eastAsia="en-US"/>
+        </w:rPr>
+        <w:t>3. Проверка уникальности:</w:t>
+      </w:r>
+    </w:p>
+    <w:p>
+      <w:pPr>
+        <w:rPr>
+          <w:lang w:eastAsia="en-US"/>
+        </w:rPr>
+      </w:pPr>
+      <w:r>
+        <w:rPr>
+          <w:lang w:eastAsia="en-US"/>
+        </w:rPr>
+        <w:t xml:space="preserve">   - Чтение файла `names.txt` (если существует)</w:t>
+      </w:r>
+    </w:p>
+    <w:p>
+      <w:pPr>
+        <w:rPr>
+          <w:lang w:eastAsia="en-US"/>
+        </w:rPr>
+      </w:pPr>
+      <w:r>
+        <w:rPr>
+          <w:lang w:eastAsia="en-US"/>
+        </w:rPr>
+        <w:t xml:space="preserve">   - Загрузка всех существующих имен в множество</w:t>
+      </w:r>
+    </w:p>
+    <w:p>
+      <w:pPr>
+        <w:rPr>
+          <w:lang w:eastAsia="en-US"/>
+        </w:rPr>
+      </w:pPr>
+      <w:r>
+        <w:rPr>
+          <w:lang w:eastAsia="en-US"/>
+        </w:rPr>
+        <w:t xml:space="preserve">   - Проверка наличия введенного имени</w:t>
+      </w:r>
+    </w:p>
+    <w:p>
+      <w:pPr>
+        <w:rPr>
+          <w:lang w:eastAsia="en-US"/>
+        </w:rPr>
+      </w:pPr>
+      <w:r>
+        <w:rPr>
+          <w:lang w:eastAsia="en-US"/>
+        </w:rPr>
+        <w:t>4. Сохранение имени:</w:t>
+      </w:r>
+    </w:p>
+    <w:p>
+      <w:pPr>
+        <w:rPr>
+          <w:lang w:eastAsia="en-US"/>
+        </w:rPr>
+      </w:pPr>
+      <w:r>
+        <w:rPr>
+          <w:lang w:eastAsia="en-US"/>
+        </w:rPr>
+        <w:t xml:space="preserve">   - Если имя уникально → добавление в файл `names.txt`</w:t>
+      </w:r>
+    </w:p>
+    <w:p>
+      <w:pPr>
+        <w:rPr>
+          <w:lang w:val="en-US" w:eastAsia="en-US"/>
+        </w:rPr>
+      </w:pPr>
+      <w:r>
+        <w:rPr>
+          <w:lang w:eastAsia="en-US"/>
+        </w:rPr>
+        <w:t xml:space="preserve">   </w:t>
+      </w:r>
+      <w:r>
+        <w:rPr>
+          <w:lang w:val="en-US" w:eastAsia="en-US"/>
+        </w:rPr>
+        <w:t xml:space="preserve">- </w:t>
+      </w:r>
+      <w:r>
+        <w:rPr>
+          <w:lang w:eastAsia="en-US"/>
+        </w:rPr>
+        <w:t>Если</w:t>
+      </w:r>
+      <w:r>
+        <w:rPr>
+          <w:lang w:val="en-US" w:eastAsia="en-US"/>
+        </w:rPr>
+        <w:t xml:space="preserve"> </w:t>
+      </w:r>
+      <w:r>
+        <w:rPr>
+          <w:lang w:eastAsia="en-US"/>
+        </w:rPr>
+        <w:t>имя</w:t>
+      </w:r>
+      <w:r>
+        <w:rPr>
+          <w:lang w:val="en-US" w:eastAsia="en-US"/>
+        </w:rPr>
+        <w:t xml:space="preserve"> </w:t>
+      </w:r>
+      <w:r>
+        <w:rPr>
+          <w:lang w:eastAsia="en-US"/>
+        </w:rPr>
+        <w:t>уже</w:t>
+      </w:r>
+      <w:r>
+        <w:rPr>
+          <w:lang w:val="en-US" w:eastAsia="en-US"/>
+        </w:rPr>
+        <w:t xml:space="preserve"> </w:t>
+      </w:r>
+      <w:r>
+        <w:rPr>
+          <w:lang w:eastAsia="en-US"/>
+        </w:rPr>
+        <w:t>существует</w:t>
+      </w:r>
+      <w:r>
+        <w:rPr>
+          <w:lang w:val="en-US" w:eastAsia="en-US"/>
+        </w:rPr>
+        <w:t xml:space="preserve"> → </w:t>
+      </w:r>
+      <w:r>
+        <w:rPr>
+          <w:lang w:eastAsia="en-US"/>
+        </w:rPr>
+        <w:t>сообщение</w:t>
+      </w:r>
+      <w:r>
+        <w:rPr>
+          <w:lang w:val="en-US" w:eastAsia="en-US"/>
+        </w:rPr>
+        <w:t xml:space="preserve"> "This name already exists in the file."</w:t>
+      </w:r>
+    </w:p>
+    <w:p>
+      <w:pPr>
+        <w:rPr>
+          <w:lang w:eastAsia="en-US"/>
+        </w:rPr>
+      </w:pPr>
+      <w:r>
+        <w:rPr>
+          <w:lang w:val="en-US" w:eastAsia="en-US"/>
+        </w:rPr>
+        <w:t xml:space="preserve">   </w:t>
+      </w:r>
+      <w:r>
+        <w:rPr>
+          <w:lang w:eastAsia="en-US"/>
+        </w:rPr>
+        <w:t xml:space="preserve">- Сообщение "Name </w:t>
+      </w:r>
+      <w:proofErr w:type="spellStart"/>
+      <w:r>
+        <w:rPr>
+          <w:lang w:eastAsia="en-US"/>
+        </w:rPr>
+        <w:t>saved</w:t>
+      </w:r>
+      <w:proofErr w:type="spellEnd"/>
+      <w:r>
+        <w:rPr>
+          <w:lang w:eastAsia="en-US"/>
+        </w:rPr>
+        <w:t>." при успешном сохранении</w:t>
+      </w:r>
     </w:p>
     <w:p>
       <w:pPr>
         <w:pStyle w:val="aff4"/>
       </w:pPr>
-      <w:bookmarkStart w:id="6" w:name="_Toc209463003"/>
+      <w:bookmarkStart w:id="7" w:name="_Toc219208866"/>
       <w:r>
         <w:lastRenderedPageBreak/>
         <w:t>Заключение</w:t>
       </w:r>
-      <w:bookmarkEnd w:id="6"/>
-    </w:p>
-    <w:p>
-      <w:r>
-        <w:t xml:space="preserve">В ходе выполнения лабораторной работы была успешно разработана программа с гибридной системой защиты, ограничивающей использование по времени и количеству запусков. Был реализован механизм </w:t>
+      <w:bookmarkEnd w:id="7"/>
+    </w:p>
+    <w:p>
+      <w:r>
+        <w:t>В ходе выполнения лабораторной работы были изучены и реализованы:</w:t>
+      </w:r>
+    </w:p>
+    <w:p>
+      <w:r>
+        <w:t>Теоретические навыки:</w:t>
+      </w:r>
+    </w:p>
+    <w:p>
+      <w:r>
+        <w:t>1. Принципы создания триал-версий:</w:t>
+      </w:r>
+    </w:p>
+    <w:p>
+      <w:r>
+        <w:t>   - Типы ограничений (время, запуски, функциональность)</w:t>
+      </w:r>
+    </w:p>
+    <w:p>
+      <w:r>
+        <w:t>   - Механизмы хранения данных о триал-версии</w:t>
+      </w:r>
+    </w:p>
+    <w:p>
+      <w:r>
+        <w:t>   - Защита от обхода ограничений</w:t>
+      </w:r>
+    </w:p>
+    <w:p>
+      <w:r>
+        <w:t>2. Работа с реестром Windows:</w:t>
+      </w:r>
+    </w:p>
+    <w:p>
+      <w:r>
+        <w:t>   - Структура реестра</w:t>
+      </w:r>
+    </w:p>
+    <w:p>
+      <w:r>
+        <w:t>   - Операции чтения и записи</w:t>
+      </w:r>
+    </w:p>
+    <w:p>
+      <w:r>
+        <w:t>   - Использование реестра для хранения настроек</w:t>
+      </w:r>
+    </w:p>
+    <w:p>
+      <w:r>
+        <w:t>3. Системы установки и деинсталляции:</w:t>
+      </w:r>
+    </w:p>
+    <w:p>
+      <w:r>
+        <w:t>   - Процесс установки программ</w:t>
+      </w:r>
+    </w:p>
+    <w:p>
+      <w:r>
+        <w:t>   - Управление файлами и данными</w:t>
+      </w:r>
+    </w:p>
+    <w:p>
+      <w:r>
+        <w:t>   - Режимы удаления (частичное и полное)</w:t>
+      </w:r>
+    </w:p>
+    <w:p>
+      <w:r>
+        <w:t>4. Обработка ограничений:</w:t>
+      </w:r>
+    </w:p>
+    <w:p>
+      <w:r>
+        <w:t>   - Проверка временных меток</w:t>
+      </w:r>
+    </w:p>
+    <w:p>
+      <w:r>
+        <w:t>   - Подсчет использованных ресурсов</w:t>
+      </w:r>
+    </w:p>
+    <w:p>
+      <w:r>
+        <w:t>   - Обработка истекших лимитов</w:t>
+      </w:r>
+    </w:p>
+    <w:p>
+      <w:r>
+        <w:t>Практические навыки</w:t>
+      </w:r>
+    </w:p>
+    <w:p>
+      <w:r>
+        <w:t>1. Разработка на Python:</w:t>
+      </w:r>
+    </w:p>
+    <w:p>
+      <w:r>
+        <w:t>   - Работа с файловой системой</w:t>
+      </w:r>
+    </w:p>
+    <w:p>
+      <w:r>
+        <w:t>   - Работа с JSON</w:t>
+      </w:r>
+    </w:p>
+    <w:p>
+      <w:r>
+        <w:t>   - Работа с реестром Windows через модуль `</w:t>
       </w:r>
       <w:proofErr w:type="spellStart"/>
       <w:r>
-        <w:t>персистентности</w:t>
+        <w:t>winreg</w:t>
       </w:r>
       <w:proofErr w:type="spellEnd"/>
       <w:r>
-        <w:t xml:space="preserve">, использующий реестр Windows для хранения состояния лицензии, который устойчив к переустановке приложения. </w:t>
-      </w:r>
-    </w:p>
-    <w:p>
-      <w:r>
-        <w:t>Это позволило на практике изучить методы хранения персистентных данных, принципы работы пробных версий программного обеспечения, а также освоить инструменты для создания полноценного дистрибутива, включая исполняемый файл и инсталлятор. Цель работы была достигнута в полном объеме.</w:t>
+        <w:t>`</w:t>
+      </w:r>
+    </w:p>
+    <w:p>
+      <w:r>
+        <w:t>   - Обработка времени и временных меток</w:t>
+      </w:r>
+    </w:p>
+    <w:p>
+      <w:r>
+        <w:t xml:space="preserve">2. Создание </w:t>
+      </w:r>
+      <w:proofErr w:type="spellStart"/>
+      <w:r>
+        <w:t>batch</w:t>
+      </w:r>
+      <w:proofErr w:type="spellEnd"/>
+      <w:r>
+        <w:t>-скриптов:</w:t>
+      </w:r>
+    </w:p>
+    <w:p>
+      <w:r>
+        <w:t>   - Написание установщиков</w:t>
+      </w:r>
+    </w:p>
+    <w:p>
+      <w:r>
+        <w:t>   - Написание деинсталляторов</w:t>
+      </w:r>
+    </w:p>
+    <w:p>
+      <w:r>
+        <w:t>   - Работа с переменными окружения</w:t>
+      </w:r>
+    </w:p>
+    <w:p>
+      <w:r>
+        <w:t>   - Управление файлами и папками</w:t>
+      </w:r>
+    </w:p>
+    <w:p>
+      <w:r>
+        <w:t>3. Системное программирование:</w:t>
+      </w:r>
+    </w:p>
+    <w:p>
+      <w:r>
+        <w:t>   - Работа с системными папками (`</w:t>
+      </w:r>
+      <w:proofErr w:type="spellStart"/>
+      <w:r>
+        <w:t>ProgramData</w:t>
+      </w:r>
+      <w:proofErr w:type="spellEnd"/>
+      <w:r>
+        <w:t>`)</w:t>
+      </w:r>
+    </w:p>
+    <w:p>
+      <w:r>
+        <w:t>   - Интеграция с операционной системой</w:t>
       </w:r>
     </w:p>
     <w:p>
@@ -1962,12 +3113,12 @@
         <w:pStyle w:val="aff4"/>
         <w:ind w:left="0"/>
       </w:pPr>
-      <w:bookmarkStart w:id="7" w:name="_Toc209463004"/>
+      <w:bookmarkStart w:id="8" w:name="_Toc219208867"/>
       <w:r>
         <w:lastRenderedPageBreak/>
         <w:t>Список использованных источников</w:t>
       </w:r>
-      <w:bookmarkEnd w:id="7"/>
+      <w:bookmarkEnd w:id="8"/>
     </w:p>
     <w:p>
       <w:r>
@@ -2014,160 +3165,8 @@
         <w:t xml:space="preserve"> непосредственный. </w:t>
       </w:r>
     </w:p>
-    <w:p>
-      <w:r>
-        <w:t xml:space="preserve">3. Работа с реестром Windows в </w:t>
-      </w:r>
-      <w:proofErr w:type="gramStart"/>
-      <w:r>
-        <w:t>Python :</w:t>
-      </w:r>
-      <w:proofErr w:type="gramEnd"/>
-      <w:r>
-        <w:t xml:space="preserve"> техническая документация. – </w:t>
-      </w:r>
-      <w:proofErr w:type="gramStart"/>
-      <w:r>
-        <w:t>Текст :</w:t>
-      </w:r>
-      <w:proofErr w:type="gramEnd"/>
-      <w:r>
-        <w:t xml:space="preserve"> электронный. – 2025. – </w:t>
-      </w:r>
-      <w:proofErr w:type="gramStart"/>
-      <w:r>
-        <w:t>URL :</w:t>
-      </w:r>
-      <w:proofErr w:type="gramEnd"/>
-      <w:r>
-        <w:t xml:space="preserve"> </w:t>
-      </w:r>
-      <w:hyperlink r:id="rId10" w:history="1">
-        <w:r>
-          <w:rPr>
-            <w:rStyle w:val="af5"/>
-          </w:rPr>
-          <w:t>https://docs.python.org/3/library/winreg.html</w:t>
-        </w:r>
-      </w:hyperlink>
-      <w:r>
-        <w:t xml:space="preserve"> </w:t>
-      </w:r>
-    </w:p>
-    <w:p>
-      <w:r>
-        <w:t xml:space="preserve">4. </w:t>
-      </w:r>
-      <w:proofErr w:type="spellStart"/>
-      <w:r>
-        <w:t>Inno</w:t>
-      </w:r>
-      <w:proofErr w:type="spellEnd"/>
-      <w:r>
-        <w:t xml:space="preserve"> </w:t>
-      </w:r>
-      <w:proofErr w:type="spellStart"/>
-      <w:r>
-        <w:t>Setup</w:t>
-      </w:r>
-      <w:proofErr w:type="spellEnd"/>
-      <w:r>
-        <w:t xml:space="preserve"> </w:t>
-      </w:r>
-      <w:proofErr w:type="spellStart"/>
-      <w:proofErr w:type="gramStart"/>
-      <w:r>
-        <w:t>Documentation</w:t>
-      </w:r>
-      <w:proofErr w:type="spellEnd"/>
-      <w:r>
-        <w:t xml:space="preserve"> :</w:t>
-      </w:r>
-      <w:proofErr w:type="gramEnd"/>
-      <w:r>
-        <w:t xml:space="preserve"> техническая документация. – </w:t>
-      </w:r>
-      <w:proofErr w:type="gramStart"/>
-      <w:r>
-        <w:t>Текст :</w:t>
-      </w:r>
-      <w:proofErr w:type="gramEnd"/>
-      <w:r>
-        <w:t xml:space="preserve"> электронный. – 2025. – </w:t>
-      </w:r>
-      <w:proofErr w:type="gramStart"/>
-      <w:r>
-        <w:t>URL :</w:t>
-      </w:r>
-      <w:proofErr w:type="gramEnd"/>
-      <w:r>
-        <w:t xml:space="preserve"> </w:t>
-      </w:r>
-      <w:hyperlink r:id="rId11" w:history="1">
-        <w:r>
-          <w:rPr>
-            <w:rStyle w:val="af5"/>
-          </w:rPr>
-          <w:t>https://jrsoftware.org/ishelp/</w:t>
-        </w:r>
-      </w:hyperlink>
-      <w:r>
-        <w:t xml:space="preserve"> </w:t>
-      </w:r>
-    </w:p>
-    <w:p>
-      <w:r>
-        <w:t xml:space="preserve">5. </w:t>
-      </w:r>
-      <w:proofErr w:type="spellStart"/>
-      <w:r>
-        <w:t>Руссинович</w:t>
-      </w:r>
-      <w:proofErr w:type="spellEnd"/>
-      <w:r>
-        <w:t xml:space="preserve"> М. Внутреннее устройство Microsoft Windows / М. </w:t>
-      </w:r>
-      <w:proofErr w:type="spellStart"/>
-      <w:r>
-        <w:t>Руссинович</w:t>
-      </w:r>
-      <w:proofErr w:type="spellEnd"/>
-      <w:r>
-        <w:t>, Д. Соломон, А. Ионеску. – 6-е изд. – Санкт-</w:t>
-      </w:r>
-      <w:proofErr w:type="gramStart"/>
-      <w:r>
-        <w:t>Петербург :</w:t>
-      </w:r>
-      <w:proofErr w:type="gramEnd"/>
-      <w:r>
-        <w:t xml:space="preserve"> Питер, 2013. – 800 с. – </w:t>
-      </w:r>
-      <w:proofErr w:type="gramStart"/>
-      <w:r>
-        <w:t>Текст :</w:t>
-      </w:r>
-      <w:proofErr w:type="gramEnd"/>
-      <w:r>
-        <w:t xml:space="preserve"> непосредственный.</w:t>
-      </w:r>
-    </w:p>
-    <w:p>
-      <w:pPr>
-        <w:pStyle w:val="a"/>
-        <w:rPr>
-          <w:lang w:eastAsia="en-US"/>
-        </w:rPr>
-      </w:pPr>
-      <w:r>
-        <w:rPr>
-          <w:lang w:val="ru-RU"/>
-        </w:rPr>
-        <w:t>3.2021).</w:t>
-      </w:r>
-    </w:p>
     <w:sectPr>
-      <w:footerReference w:type="default" r:id="rId12"/>
+      <w:footerReference w:type="default" r:id="rId19"/>
       <w:pgSz w:w="11906" w:h="16838"/>
       <w:pgMar w:top="1134" w:right="850" w:bottom="1134" w:left="1701" w:header="708" w:footer="422" w:gutter="0"/>
       <w:pgNumType w:start="2"/>
@@ -4135,7 +5134,6 @@
   <w:style w:type="character" w:default="1" w:styleId="a8">
     <w:name w:val="Default Paragraph Font"/>
     <w:uiPriority w:val="1"/>
-    <w:semiHidden/>
     <w:unhideWhenUsed/>
   </w:style>
   <w:style w:type="table" w:default="1" w:styleId="a9">
